--- a/User Manual/docx-exports/SuperAdmin Side/SuperAdmin-Module-Manual.docx
+++ b/User Manual/docx-exports/SuperAdmin Side/SuperAdmin-Module-Manual.docx
@@ -72,6 +72,11 @@
         <w:t xml:space="preserve">The Superadmin role governs system-wide configuration, user administration, compliance visibility, and strategic reporting.</w:t>
       </w:r>
     </w:p>
+    <w:p>
+      <w:r>
+        <w:br w:type="page"/>
+      </w:r>
+    </w:p>
     <w:bookmarkEnd w:id="9"/>
     <w:bookmarkStart w:id="10" w:name="module-list-superadmin"/>
     <w:p>
@@ -209,6 +214,11 @@
       </w:pPr>
       <w:r>
         <w:t xml:space="preserve">Settings</w:t>
+      </w:r>
+    </w:p>
+    <w:p>
+      <w:r>
+        <w:br w:type="page"/>
       </w:r>
     </w:p>
     <w:bookmarkEnd w:id="10"/>
@@ -323,6 +333,11 @@
         <w:t xml:space="preserve">3. Confirm redirect to Superadmin dashboard.</w:t>
       </w:r>
     </w:p>
+    <w:p>
+      <w:r>
+        <w:br w:type="page"/>
+      </w:r>
+    </w:p>
     <w:bookmarkEnd w:id="14"/>
     <w:bookmarkStart w:id="21" w:name="dashboard-module"/>
     <w:p>
@@ -460,6 +475,11 @@
         <w:t xml:space="preserve">- Track organization announcements and summary cards.</w:t>
       </w:r>
     </w:p>
+    <w:p>
+      <w:r>
+        <w:br w:type="page"/>
+      </w:r>
+    </w:p>
     <w:bookmarkEnd w:id="21"/>
     <w:bookmarkStart w:id="28" w:name="user-management-module-core"/>
     <w:p>
@@ -531,7 +551,7 @@
       <w:r>
         <w:drawing>
           <wp:inline>
-            <wp:extent cx="4677877" cy="6150543"/>
+            <wp:extent cx="5334000" cy="7013222"/>
             <wp:effectExtent b="0" l="0" r="0" t="0"/>
             <wp:docPr descr="Superadmin Add Account Modal" title="" id="26" name="Picture"/>
             <a:graphic>
@@ -552,7 +572,7 @@
                   <pic:spPr bwMode="auto">
                     <a:xfrm>
                       <a:off x="0" y="0"/>
-                      <a:ext cx="4677877" cy="6150543"/>
+                      <a:ext cx="5334000" cy="7013222"/>
                     </a:xfrm>
                     <a:prstGeom prst="rect">
                       <a:avLst/>
@@ -639,6 +659,11 @@
       </w:r>
       <w:r>
         <w:t xml:space="preserve">6. Use action controls for edit/lock/reset operations.</w:t>
+      </w:r>
+    </w:p>
+    <w:p>
+      <w:r>
+        <w:br w:type="page"/>
       </w:r>
     </w:p>
     <w:bookmarkEnd w:id="28"/>
@@ -755,6 +780,11 @@
         <w:t xml:space="preserve">3. Export logs when required.</w:t>
       </w:r>
     </w:p>
+    <w:p>
+      <w:r>
+        <w:br w:type="page"/>
+      </w:r>
+    </w:p>
     <w:bookmarkEnd w:id="32"/>
     <w:bookmarkStart w:id="36" w:name="call-logs-module"/>
     <w:p>
@@ -843,6 +873,11 @@
         <w:t xml:space="preserve">- Monitor call activity metrics and historical call traces.</w:t>
       </w:r>
     </w:p>
+    <w:p>
+      <w:r>
+        <w:br w:type="page"/>
+      </w:r>
+    </w:p>
     <w:bookmarkEnd w:id="36"/>
     <w:bookmarkStart w:id="43" w:name="escalation-logs-module"/>
     <w:p>
@@ -968,6 +1003,11 @@
         <w:t xml:space="preserve">- Observe reassignment and escalation patterns across the organization.</w:t>
       </w:r>
     </w:p>
+    <w:p>
+      <w:r>
+        <w:br w:type="page"/>
+      </w:r>
+    </w:p>
     <w:bookmarkEnd w:id="43"/>
     <w:bookmarkStart w:id="50" w:name="reports-module"/>
     <w:p>
@@ -1125,6 +1165,11 @@
         <w:t xml:space="preserve">4. Review role-created ticket composition.</w:t>
       </w:r>
     </w:p>
+    <w:p>
+      <w:r>
+        <w:br w:type="page"/>
+      </w:r>
+    </w:p>
     <w:bookmarkEnd w:id="50"/>
     <w:bookmarkStart w:id="54" w:name="staff-ratings-module"/>
     <w:p>
@@ -1213,6 +1258,11 @@
         <w:t xml:space="preserve">- Review technical performance feedback from resolved tickets.</w:t>
       </w:r>
     </w:p>
+    <w:p>
+      <w:r>
+        <w:br w:type="page"/>
+      </w:r>
+    </w:p>
     <w:bookmarkEnd w:id="54"/>
     <w:bookmarkStart w:id="58" w:name="notifications-module"/>
     <w:p>
@@ -1239,7 +1289,7 @@
       <w:r>
         <w:drawing>
           <wp:inline>
-            <wp:extent cx="5274644" cy="7113069"/>
+            <wp:extent cx="5334000" cy="7193113"/>
             <wp:effectExtent b="0" l="0" r="0" t="0"/>
             <wp:docPr descr="Superadmin Notifications" title="" id="56" name="Picture"/>
             <a:graphic>
@@ -1260,7 +1310,7 @@
                   <pic:spPr bwMode="auto">
                     <a:xfrm>
                       <a:off x="0" y="0"/>
-                      <a:ext cx="5274644" cy="7113069"/>
+                      <a:ext cx="5334000" cy="7193113"/>
                     </a:xfrm>
                     <a:prstGeom prst="rect">
                       <a:avLst/>
@@ -1352,6 +1402,11 @@
       </w:r>
       <w:r>
         <w:t xml:space="preserve">3. Mark read or clear all when reviewed.</w:t>
+      </w:r>
+    </w:p>
+    <w:p>
+      <w:r>
+        <w:br w:type="page"/>
       </w:r>
     </w:p>
     <w:bookmarkEnd w:id="58"/>
@@ -1479,6 +1534,11 @@
         <w:t xml:space="preserve">- Manage profile/password and key system-level settings (for example retention policy controls).</w:t>
       </w:r>
     </w:p>
+    <w:p>
+      <w:r>
+        <w:br w:type="page"/>
+      </w:r>
+    </w:p>
     <w:bookmarkEnd w:id="65"/>
     <w:bookmarkStart w:id="66" w:name="governance-workflow-lines"/>
     <w:p>
@@ -1536,6 +1596,11 @@
       </w:pPr>
       <w:r>
         <w:t xml:space="preserve">Flow Line G5: Adjust settings/retention policies as needed.</w:t>
+      </w:r>
+    </w:p>
+    <w:p>
+      <w:r>
+        <w:br w:type="page"/>
       </w:r>
     </w:p>
     <w:bookmarkEnd w:id="66"/>
